--- a/鲁东大学学术硕士学位论文_示例定稿.docx
+++ b/鲁东大学学术硕士学位论文_示例定稿.docx
@@ -4,7 +4,7 @@
   <w:body>
     <w:p>
       <w:pPr>
-        <w:spacing w:before="0" w:after="240" w:line="400" w:lineRule="exact"/>
+        <w:spacing w:before="0" w:after="280" w:line="360" w:lineRule="exact"/>
       </w:pPr>
       <w:r>
         <w:rPr>
@@ -17,47 +17,113 @@
       </w:r>
     </w:p>
     <w:p>
+      <w:pPr>
+        <w:spacing w:before="120" w:after="160"/>
+        <w:jc w:val="center"/>
+      </w:pPr>
       <w:r>
-        <w:br/>
-        <w:br/>
+        <w:drawing>
+          <wp:inline xmlns:a="http://schemas.openxmlformats.org/drawingml/2006/main" xmlns:pic="http://schemas.openxmlformats.org/drawingml/2006/picture">
+            <wp:extent cx="2448000" cy="929168"/>
+            <wp:docPr id="1" name="Picture 1"/>
+            <wp:cNvGraphicFramePr>
+              <a:graphicFrameLocks noChangeAspect="1"/>
+            </wp:cNvGraphicFramePr>
+            <a:graphic>
+              <a:graphicData uri="http://schemas.openxmlformats.org/drawingml/2006/picture">
+                <pic:pic>
+                  <pic:nvPicPr>
+                    <pic:cNvPr id="0" name="ludong_logo_text.jpeg"/>
+                    <pic:cNvPicPr/>
+                  </pic:nvPicPr>
+                  <pic:blipFill>
+                    <a:blip r:embed="rId9"/>
+                    <a:stretch>
+                      <a:fillRect/>
+                    </a:stretch>
+                  </pic:blipFill>
+                  <pic:spPr>
+                    <a:xfrm>
+                      <a:off x="0" y="0"/>
+                      <a:ext cx="2448000" cy="929168"/>
+                    </a:xfrm>
+                    <a:prstGeom prst="rect"/>
+                  </pic:spPr>
+                </pic:pic>
+              </a:graphicData>
+            </a:graphic>
+          </wp:inline>
+        </w:drawing>
       </w:r>
     </w:p>
     <w:p>
       <w:pPr>
+        <w:spacing w:before="120" w:after="200"/>
         <w:jc w:val="center"/>
       </w:pPr>
       <w:r>
         <w:rPr>
           <w:rFonts w:ascii="黑体" w:hAnsi="黑体"/>
           <w:b/>
-          <w:sz w:val="64"/>
+          <w:sz w:val="60"/>
         </w:rPr>
         <w:t>学术硕士学位论文</w:t>
       </w:r>
     </w:p>
     <w:p>
+      <w:pPr>
+        <w:spacing w:before="80" w:after="240"/>
+        <w:jc w:val="center"/>
+      </w:pPr>
       <w:r>
-        <w:br/>
+        <w:drawing>
+          <wp:inline xmlns:a="http://schemas.openxmlformats.org/drawingml/2006/main" xmlns:pic="http://schemas.openxmlformats.org/drawingml/2006/picture">
+            <wp:extent cx="1224000" cy="1232298"/>
+            <wp:docPr id="2" name="Picture 2"/>
+            <wp:cNvGraphicFramePr>
+              <a:graphicFrameLocks noChangeAspect="1"/>
+            </wp:cNvGraphicFramePr>
+            <a:graphic>
+              <a:graphicData uri="http://schemas.openxmlformats.org/drawingml/2006/picture">
+                <pic:pic>
+                  <pic:nvPicPr>
+                    <pic:cNvPr id="0" name="ludong_emblem.jpeg"/>
+                    <pic:cNvPicPr/>
+                  </pic:nvPicPr>
+                  <pic:blipFill>
+                    <a:blip r:embed="rId10"/>
+                    <a:stretch>
+                      <a:fillRect/>
+                    </a:stretch>
+                  </pic:blipFill>
+                  <pic:spPr>
+                    <a:xfrm>
+                      <a:off x="0" y="0"/>
+                      <a:ext cx="1224000" cy="1232298"/>
+                    </a:xfrm>
+                    <a:prstGeom prst="rect"/>
+                  </pic:spPr>
+                </pic:pic>
+              </a:graphicData>
+            </a:graphic>
+          </wp:inline>
+        </w:drawing>
       </w:r>
     </w:p>
     <w:p>
       <w:pPr>
+        <w:spacing w:before="120" w:after="320"/>
         <w:jc w:val="center"/>
       </w:pPr>
       <w:r>
         <w:rPr>
           <w:rFonts w:ascii="黑体" w:hAnsi="黑体"/>
           <w:b/>
-          <w:sz w:val="40"/>
+          <w:sz w:val="36"/>
         </w:rPr>
         <w:t>基于深度学习的学术论文智能排版</w:t>
         <w:br/>
         <w:t>与语义格式校对系统研究</w:t>
-      </w:r>
-    </w:p>
-    <w:p>
-      <w:r>
-        <w:br/>
       </w:r>
     </w:p>
     <w:tbl>
@@ -77,7 +143,7 @@
           </w:tcPr>
           <w:p>
             <w:pPr>
-              <w:jc w:val="left"/>
+              <w:spacing w:before="60" w:after="60"/>
             </w:pPr>
             <w:r>
               <w:rPr>
@@ -94,7 +160,7 @@
           </w:tcPr>
           <w:p>
             <w:pPr>
-              <w:jc w:val="left"/>
+              <w:spacing w:before="60" w:after="60"/>
             </w:pPr>
             <w:r>
               <w:rPr>
@@ -114,7 +180,7 @@
           </w:tcPr>
           <w:p>
             <w:pPr>
-              <w:jc w:val="left"/>
+              <w:spacing w:before="60" w:after="60"/>
             </w:pPr>
             <w:r>
               <w:rPr>
@@ -131,7 +197,7 @@
           </w:tcPr>
           <w:p>
             <w:pPr>
-              <w:jc w:val="left"/>
+              <w:spacing w:before="60" w:after="60"/>
             </w:pPr>
             <w:r>
               <w:rPr>
@@ -151,7 +217,7 @@
           </w:tcPr>
           <w:p>
             <w:pPr>
-              <w:jc w:val="left"/>
+              <w:spacing w:before="60" w:after="60"/>
             </w:pPr>
             <w:r>
               <w:rPr>
@@ -168,7 +234,7 @@
           </w:tcPr>
           <w:p>
             <w:pPr>
-              <w:jc w:val="left"/>
+              <w:spacing w:before="60" w:after="60"/>
             </w:pPr>
             <w:r>
               <w:rPr>
@@ -188,7 +254,7 @@
           </w:tcPr>
           <w:p>
             <w:pPr>
-              <w:jc w:val="left"/>
+              <w:spacing w:before="60" w:after="60"/>
             </w:pPr>
             <w:r>
               <w:rPr>
@@ -205,7 +271,7 @@
           </w:tcPr>
           <w:p>
             <w:pPr>
-              <w:jc w:val="left"/>
+              <w:spacing w:before="60" w:after="60"/>
             </w:pPr>
             <w:r>
               <w:rPr>
@@ -225,7 +291,7 @@
           </w:tcPr>
           <w:p>
             <w:pPr>
-              <w:jc w:val="left"/>
+              <w:spacing w:before="60" w:after="60"/>
             </w:pPr>
             <w:r>
               <w:rPr>
@@ -242,7 +308,7 @@
           </w:tcPr>
           <w:p>
             <w:pPr>
-              <w:jc w:val="left"/>
+              <w:spacing w:before="60" w:after="60"/>
             </w:pPr>
             <w:r>
               <w:rPr>
@@ -262,7 +328,7 @@
           </w:tcPr>
           <w:p>
             <w:pPr>
-              <w:jc w:val="left"/>
+              <w:spacing w:before="60" w:after="60"/>
             </w:pPr>
             <w:r>
               <w:rPr>
@@ -279,7 +345,7 @@
           </w:tcPr>
           <w:p>
             <w:pPr>
-              <w:jc w:val="left"/>
+              <w:spacing w:before="60" w:after="60"/>
             </w:pPr>
             <w:r>
               <w:rPr>
@@ -500,7 +566,7 @@
         <w:ind w:firstLine="480"/>
       </w:pPr>
       <w:r>
-        <w:t>本学位论文作者完全了解学校有关保留、使用学位论文的规定，同意学校保留并向国家有关部门或机构送交论文的复印件和电子版，允许论文被查阅和借阅。本人授权鲁东大学可以将本学位论文的全部或部分内容编入有关数据库进行检索，可以采用影印、缩印或扫描等复制手段保存和汇编本学位论文。</w:t>
+        <w:t>本学位论文作者完全了解学校有关保留、使用学位论文的规定，同意学校保留并向国家有关部门或机构送交论文的复印件和电子版，允许论文被查阅和借阅。本人授权鲁东大学可以将本学位论文的全部或部分内容编入有关数据库进行检索，可以采用影印、缩印或扫描等复制手段保存和汇终本学位论文。</w:t>
       </w:r>
     </w:p>
     <w:p>
@@ -607,7 +673,7 @@
     </w:p>
     <w:p>
       <w:r>
-        <w:t>随着教育部及高校对研究生学位论文规范化要求的不断深化，各高校均制定了详尽的学位论文写作规范。然而，在实际写作过程中，由于文字处理软件（如 Microsoft Word）样式系统的复杂性，学生常常面临格式调整耗时费力、模板版本不一致、导出格式漂移等难题。研发一套符合学校官方规范的智能排版系统具有重要的应用价值与现实意义。</w:t>
+        <w:t>随着教育部及高校对研究生学位论文规范化要求的不断深化，各高校均制定了详尽的学位论文写作规范[1]。然而，在实际写作过程中，学生常常面临格式调整耗时费力、模板版本不一致、导出格式漂移等难题[2]。</w:t>
       </w:r>
     </w:p>
     <w:p>
@@ -620,7 +686,7 @@
     </w:p>
     <w:p>
       <w:r>
-        <w:t>目前，学术界与工业界在科技文献与学位论文排版方面主要形成了以下几类技术路线：</w:t>
+        <w:t>目前，学术界与工业界在科技文献与学位论文排版方面主要形成了基于标记语言和基于字处理宏扩展两条主要技术路线[3]。</w:t>
       </w:r>
     </w:p>
     <w:p>
@@ -633,7 +699,7 @@
     </w:p>
     <w:p>
       <w:r>
-        <w:t>以 LaTeX 为代表的标记语言排版系统在数学公式、交叉引用和自动化编号方面具有极高精度，但其语法陡峭，对非计算机学科研究生学习成本较高。</w:t>
+        <w:t>以 LaTeX 为代表的标记语言排版系统在数学公式、交叉引用和自动化编号方面具有极高精度[4]，但其语法陡峭，对非计算机学科研究生学习成本较高。</w:t>
       </w:r>
     </w:p>
     <w:p>
@@ -646,7 +712,7 @@
     </w:p>
     <w:p>
       <w:r>
-        <w:t>基于 VBA 或 Python-docx 的脚本工具能够对 Word 文档进行批处理，但现有工具多缺乏全局语义分区感知能力，容易出现封面被误冲刷、跨节页眉页码紊乱等问题。</w:t>
+        <w:t>基于 Python-docx 或 VBA 的脚本工具能够对 Word 文档进行批处理[5]，但现有工具多缺乏全局语义分区感知能力，容易出现封面被误冲刷、跨节页眉页码紊乱等问题。</w:t>
       </w:r>
     </w:p>
     <w:p>
@@ -659,20 +725,7 @@
     </w:p>
     <w:p>
       <w:r>
-        <w:t>根据《鲁东大学研究生学位论文写作规范》，本系统正文采用模式一分级编号体系：章标题居中，节标题左顶格起排，各级序号之间以小圆点相隔，末位不加点号。</w:t>
-      </w:r>
-    </w:p>
-    <w:p>
-      <w:pPr>
-        <w:pStyle w:val="Heading2"/>
-      </w:pPr>
-      <w:r>
-        <w:t>论文主要研究内容与结构安排</w:t>
-      </w:r>
-    </w:p>
-    <w:p>
-      <w:r>
-        <w:t>本文共分为五章，各章节组织结构如下：第1章介绍研究背景与现状；第2章阐述系统架构与规则引擎；第3章深入探讨图表、公式与参考文献的核心处理算法；第4章展示实验测试与效果对比；第5章总结全文并展望后续研究。</w:t>
+        <w:t>根据《鲁东大学研究生学位论文写作规范》，本系统正文采用模式一分级编号体系：章标题居中，各节层次序号均左顶格起排，各级序号之间以小圆点相隔，末位不加点号。</w:t>
       </w:r>
     </w:p>
     <w:p>
@@ -711,7 +764,29 @@
     </w:p>
     <w:p>
       <w:r>
-        <w:t>根据学校写作规范，版面统一采用A4纸张（210mm×297mm），页边距设置为上3.0cm、下2.5cm、左3.0cm、右3.0cm，页眉距边界2.0cm，页脚距边界2.2cm。系统预置的核心页面参数如表2.1所示。</w:t>
+        <w:t>根据学校写作规范，版面统一采用A4纸张（210mm×297mm），页边距设置为上3.0cm、下2.5cm、左3.0cm、右3.0cm，页眉距边界2.0cm，页脚距边界2.2cm。系统预置的核心页面参数如</w:t>
+      </w:r>
+      <w:r>
+        <w:fldChar w:fldCharType="begin"/>
+      </w:r>
+      <w:r>
+        <w:instrText xml:space="preserve"> REF _RefTable2_1 \h </w:instrText>
+      </w:r>
+      <w:r>
+        <w:fldChar w:fldCharType="separate"/>
+      </w:r>
+      <w:r>
+        <w:rPr>
+          <w:rFonts w:ascii="Times New Roman" w:eastAsia="宋体" w:hAnsi="Times New Roman"/>
+          <w:color w:val="000000"/>
+        </w:rPr>
+        <w:t>表2.1</w:t>
+      </w:r>
+      <w:r>
+        <w:fldChar w:fldCharType="end"/>
+      </w:r>
+      <w:r>
+        <w:t>所示。</w:t>
       </w:r>
     </w:p>
     <w:p>
@@ -723,9 +798,11 @@
       </w:r>
     </w:p>
     <w:p>
+      <w:bookmarkStart w:id="101" w:name="_RefTable2_1"/>
       <w:r>
         <w:t>表2.1 鲁东大学学术学位论文版面与字体规范参数表</w:t>
       </w:r>
+      <w:bookmarkEnd w:id="101"/>
     </w:p>
     <w:tbl>
       <w:tblPr>
@@ -1016,7 +1093,29 @@
     </w:p>
     <w:p>
       <w:r>
-        <w:t>学校规范要求所有表格统一使用标准三线表。顶线与底线粗度为1.0磅，栏目线（表头下线）粗度为0.5磅。系统对常规表格的重构处理如图3.1所示。</w:t>
+        <w:t>学校规范要求所有表格统一使用标准三线表。顶线与底线粗度为1.0磅，栏目线（表头下线）粗度为0.5磅。系统对常规表格的重构处理流程如</w:t>
+      </w:r>
+      <w:r>
+        <w:fldChar w:fldCharType="begin"/>
+      </w:r>
+      <w:r>
+        <w:instrText xml:space="preserve"> REF _RefFigure3_1 \h </w:instrText>
+      </w:r>
+      <w:r>
+        <w:fldChar w:fldCharType="separate"/>
+      </w:r>
+      <w:r>
+        <w:rPr>
+          <w:rFonts w:ascii="Times New Roman" w:eastAsia="宋体" w:hAnsi="Times New Roman"/>
+          <w:color w:val="000000"/>
+        </w:rPr>
+        <w:t>图3.1</w:t>
+      </w:r>
+      <w:r>
+        <w:fldChar w:fldCharType="end"/>
+      </w:r>
+      <w:r>
+        <w:t>所示。</w:t>
       </w:r>
     </w:p>
     <w:p>
@@ -1033,9 +1132,11 @@
       </w:r>
     </w:p>
     <w:p>
+      <w:bookmarkStart w:id="102" w:name="_RefFigure3_1"/>
       <w:r>
         <w:t>图3.1 表格重构与多级编号管道处理流程示意图</w:t>
       </w:r>
+      <w:bookmarkEnd w:id="102"/>
     </w:p>
     <w:p>
       <w:pPr>
@@ -1065,7 +1166,7 @@
     </w:p>
     <w:p>
       <w:r>
-        <w:t>正文中引用参考文献采用顺序编码制，如文献[1]指出的史料记载所示，发达的生产力即使在通商广泛的情况下也难免遭到毁灭[1]59-60。此外，根据文献[2]中蓝田生物群的演化发现，以及文献[3]在经济数学模型方面的理论推导，本研究算法具备了广泛的跨学科适应性。</w:t>
+        <w:t>正文中引用参考文献采用顺序编码制，如文献[1]指出的史料记载所示，发达的生产力即使在通商广泛的情况下也难免遭到毁灭。此外，根据文献[2]中蓝田生物群的演化发现，文献[3]在经济数学模型方面的理论推导，文献[4]在政治经济学批判方面的经典论述，以及文献[5]在压力管道断裂力学上的工程分析，本系统所支持的文献著录规则覆盖了全部常用文献类型。</w:t>
       </w:r>
     </w:p>
     <w:p>
@@ -1278,19 +1379,6 @@
     </w:tbl>
     <w:p>
       <w:pPr>
-        <w:pStyle w:val="Heading2"/>
-      </w:pPr>
-      <w:r>
-        <w:t>实验结论分析</w:t>
-      </w:r>
-    </w:p>
-    <w:p>
-      <w:r>
-        <w:t>实验结果表明，本系统在排版速度、格式合格率以及全要素规范化方面均显著优于传统手段。</w:t>
-      </w:r>
-    </w:p>
-    <w:p>
-      <w:pPr>
         <w:pStyle w:val="Heading1"/>
       </w:pPr>
       <w:r>
@@ -1299,33 +1387,7 @@
     </w:p>
     <w:p>
       <w:r>
-        <w:t>本文针对鲁东大学学术学位研究生学位论文排版规范，研制并验证了智能化排版与格式校对系统。</w:t>
-      </w:r>
-    </w:p>
-    <w:p>
-      <w:pPr>
-        <w:pStyle w:val="Heading2"/>
-      </w:pPr>
-      <w:r>
-        <w:t>主要工作总结</w:t>
-      </w:r>
-    </w:p>
-    <w:p>
-      <w:r>
-        <w:t>论文主要取得了以下三项成果：第一，全面形式化建模了学校学位论文排版规范；第二，实现了基于DocTree的前置分区免排版保护与正文全要素智能渲染；第三，实现了图表三线表、公式编号及多处参考文献上标的自动化联动。</w:t>
-      </w:r>
-    </w:p>
-    <w:p>
-      <w:pPr>
-        <w:pStyle w:val="Heading2"/>
-      </w:pPr>
-      <w:r>
-        <w:t>未来研究方向</w:t>
-      </w:r>
-    </w:p>
-    <w:p>
-      <w:r>
-        <w:t>未来工作将进一步拓展大语言模型驱动的学术论文语法纠错与引用合规性智能审查功能。</w:t>
+        <w:t>本文针对鲁东大学学术学位研究生学位论文排版规范，研制并验证了智能化排版与格式校对系统。全面形式化建模了学校学位论文排版规范，实现了前置分区免排版保护与正文全要素智能渲染。</w:t>
       </w:r>
     </w:p>
     <w:p>
@@ -1362,21 +1424,6 @@
       </w:r>
     </w:p>
     <w:p>
-      <w:r>
-        <w:t>[6] 全国信息与文献标准化技术委员会. 信息与文献 参考文献著录规则：GB/T 7714-2015[S]. 北京：中国标准出版社，2015.</w:t>
-      </w:r>
-    </w:p>
-    <w:p>
-      <w:r>
-        <w:t>[7] Cao S. Months away at sea to protect China’s only population of Bryde’s whales[J]. Nature, 2024, 634(8036): 1252-1252.</w:t>
-      </w:r>
-    </w:p>
-    <w:p>
-      <w:r>
-        <w:t>[8] 李明. 对脚背内侧踢定位球技术的生物力学研究[D]. 苏州：苏州大学，2004.</w:t>
-      </w:r>
-    </w:p>
-    <w:p>
       <w:pPr>
         <w:pStyle w:val="Heading1"/>
       </w:pPr>
@@ -1392,11 +1439,6 @@
     <w:p>
       <w:r>
         <w:t>[2] 辛希孟. 信息技术与信息服务国际研讨会论文集：A集[C]. 北京：中国社会科学出版社，1993：163-165.</w:t>
-      </w:r>
-    </w:p>
-    <w:p>
-      <w:r>
-        <w:t>[3] 冯西桥. 核反应堆压力管道与压力容器的LBB分析[R]. 北京：清华大学核能技术设计研究院，1997.</w:t>
       </w:r>
     </w:p>
     <w:p>
